--- a/files/Christopher_Armstrong-Feb2023.docx
+++ b/files/Christopher_Armstrong-Feb2023.docx
@@ -187,6 +187,63 @@
     </w:p>
     <w:p>
       <w:pPr>
+        <w:spacing w:before="240"/>
+        <w:jc w:val="center"/>
+        <w:rPr>
+          <w:rFonts w:ascii="Cambria" w:hAnsi="Cambria"/>
+          <w:b/>
+          <w:bCs/>
+          <w:iCs/>
+          <w:sz w:val="32"/>
+          <w:szCs w:val="32"/>
+        </w:rPr>
+      </w:pPr>
+      <w:r>
+        <w:rPr>
+          <w:rFonts w:ascii="Cambria" w:hAnsi="Cambria"/>
+          <w:b/>
+          <w:bCs/>
+          <w:iCs/>
+          <w:sz w:val="32"/>
+          <w:szCs w:val="32"/>
+        </w:rPr>
+        <w:br/>
+      </w:r>
+      <w:r>
+        <w:rPr>
+          <w:rFonts w:ascii="Cambria" w:hAnsi="Cambria"/>
+          <w:b/>
+          <w:bCs/>
+          <w:sz w:val="32"/>
+          <w:szCs w:val="32"/>
+        </w:rPr>
+        <w:t>Strategic</w:t>
+      </w:r>
+      <w:r>
+        <w:rPr>
+          <w:rFonts w:ascii="Cambria" w:hAnsi="Cambria" w:cs="Arial"/>
+          <w:b/>
+          <w:bCs/>
+          <w:color w:val="000000"/>
+          <w:sz w:val="32"/>
+          <w:szCs w:val="32"/>
+        </w:rPr>
+        <w:t>, people-first leader of high-performing technical teams</w:t>
+      </w:r>
+      <w:r>
+        <w:rPr>
+          <w:rFonts w:ascii="Cambria" w:hAnsi="Cambria" w:cs="Arial"/>
+          <w:b/>
+          <w:bCs/>
+          <w:color w:val="000000"/>
+          <w:sz w:val="32"/>
+          <w:szCs w:val="32"/>
+        </w:rPr>
+        <w:t>.</w:t>
+      </w:r>
+    </w:p>
+    <w:p>
+      <w:pPr>
         <w:spacing w:before="120"/>
         <w:jc w:val="center"/>
         <w:rPr>
@@ -198,28 +255,12 @@
       </w:pPr>
       <w:r>
         <w:rPr>
-          <w:rFonts w:ascii="Cambria" w:hAnsi="Cambria"/>
-          <w:sz w:val="23"/>
-          <w:szCs w:val="23"/>
-        </w:rPr>
-        <w:br/>
-      </w:r>
-      <w:r>
-        <w:rPr>
-          <w:rFonts w:ascii="Cambria" w:hAnsi="Cambria"/>
-          <w:sz w:val="23"/>
-          <w:szCs w:val="23"/>
-        </w:rPr>
-        <w:t>Strategic</w:t>
-      </w:r>
-      <w:r>
-        <w:rPr>
           <w:rFonts w:ascii="Cambria" w:hAnsi="Cambria" w:cs="Arial"/>
           <w:color w:val="000000"/>
           <w:sz w:val="23"/>
           <w:szCs w:val="23"/>
         </w:rPr>
-        <w:t xml:space="preserve">, people-first leader of high-performing technical teams. </w:t>
+        <w:t xml:space="preserve">Proven </w:t>
       </w:r>
       <w:r>
         <w:rPr>
@@ -228,7 +269,7 @@
           <w:sz w:val="23"/>
           <w:szCs w:val="23"/>
         </w:rPr>
-        <w:t xml:space="preserve">Proven </w:t>
+        <w:t>success</w:t>
       </w:r>
       <w:r>
         <w:rPr>
@@ -237,7 +278,7 @@
           <w:sz w:val="23"/>
           <w:szCs w:val="23"/>
         </w:rPr>
-        <w:t>success</w:t>
+        <w:t xml:space="preserve"> </w:t>
       </w:r>
       <w:r>
         <w:rPr>
@@ -246,7 +287,7 @@
           <w:sz w:val="23"/>
           <w:szCs w:val="23"/>
         </w:rPr>
-        <w:t xml:space="preserve"> </w:t>
+        <w:t xml:space="preserve">recruiting talent and </w:t>
       </w:r>
       <w:r>
         <w:rPr>
@@ -255,7 +296,7 @@
           <w:sz w:val="23"/>
           <w:szCs w:val="23"/>
         </w:rPr>
-        <w:t xml:space="preserve">recruiting talent and </w:t>
+        <w:t>leading</w:t>
       </w:r>
       <w:r>
         <w:rPr>
@@ -264,7 +305,7 @@
           <w:sz w:val="23"/>
           <w:szCs w:val="23"/>
         </w:rPr>
-        <w:t>leading</w:t>
+        <w:t xml:space="preserve"> </w:t>
       </w:r>
       <w:r>
         <w:rPr>
@@ -273,7 +314,7 @@
           <w:sz w:val="23"/>
           <w:szCs w:val="23"/>
         </w:rPr>
-        <w:t xml:space="preserve"> </w:t>
+        <w:t xml:space="preserve">healthy and efficient </w:t>
       </w:r>
       <w:r>
         <w:rPr>
@@ -282,7 +323,7 @@
           <w:sz w:val="23"/>
           <w:szCs w:val="23"/>
         </w:rPr>
-        <w:t xml:space="preserve">healthy and efficient </w:t>
+        <w:t>organizations that</w:t>
       </w:r>
       <w:r>
         <w:rPr>
@@ -291,7 +332,7 @@
           <w:sz w:val="23"/>
           <w:szCs w:val="23"/>
         </w:rPr>
-        <w:t>organizations that</w:t>
+        <w:t xml:space="preserve"> </w:t>
       </w:r>
       <w:r>
         <w:rPr>
@@ -300,7 +341,7 @@
           <w:sz w:val="23"/>
           <w:szCs w:val="23"/>
         </w:rPr>
-        <w:t xml:space="preserve"> </w:t>
+        <w:t xml:space="preserve">deliver </w:t>
       </w:r>
       <w:r>
         <w:rPr>
@@ -309,9 +350,8 @@
           <w:sz w:val="23"/>
           <w:szCs w:val="23"/>
         </w:rPr>
-        <w:t xml:space="preserve">deliver </w:t>
-      </w:r>
-      <w:proofErr w:type="gramStart"/>
+        <w:t>highly-technical products</w:t>
+      </w:r>
       <w:r>
         <w:rPr>
           <w:rFonts w:ascii="Cambria" w:hAnsi="Cambria" w:cs="Arial"/>
@@ -319,9 +359,8 @@
           <w:sz w:val="23"/>
           <w:szCs w:val="23"/>
         </w:rPr>
-        <w:t>highly-technical</w:t>
-      </w:r>
-      <w:proofErr w:type="gramEnd"/>
+        <w:t>. Lead</w:t>
+      </w:r>
       <w:r>
         <w:rPr>
           <w:rFonts w:ascii="Cambria" w:hAnsi="Cambria" w:cs="Arial"/>
@@ -329,7 +368,7 @@
           <w:sz w:val="23"/>
           <w:szCs w:val="23"/>
         </w:rPr>
-        <w:t xml:space="preserve"> products</w:t>
+        <w:t>s</w:t>
       </w:r>
       <w:r>
         <w:rPr>
@@ -338,7 +377,7 @@
           <w:sz w:val="23"/>
           <w:szCs w:val="23"/>
         </w:rPr>
-        <w:t>. Lead</w:t>
+        <w:t xml:space="preserve"> with empathy and vulnerability</w:t>
       </w:r>
       <w:r>
         <w:rPr>
@@ -347,7 +386,7 @@
           <w:sz w:val="23"/>
           <w:szCs w:val="23"/>
         </w:rPr>
-        <w:t>s</w:t>
+        <w:t xml:space="preserve">, </w:t>
       </w:r>
       <w:r>
         <w:rPr>
@@ -356,7 +395,7 @@
           <w:sz w:val="23"/>
           <w:szCs w:val="23"/>
         </w:rPr>
-        <w:t xml:space="preserve"> with empathy and vulnerability</w:t>
+        <w:t xml:space="preserve">with a focus on healthy </w:t>
       </w:r>
       <w:r>
         <w:rPr>
@@ -365,7 +404,7 @@
           <w:sz w:val="23"/>
           <w:szCs w:val="23"/>
         </w:rPr>
-        <w:t xml:space="preserve">, </w:t>
+        <w:t>organizational</w:t>
       </w:r>
       <w:r>
         <w:rPr>
@@ -374,7 +413,7 @@
           <w:sz w:val="23"/>
           <w:szCs w:val="23"/>
         </w:rPr>
-        <w:t xml:space="preserve">with a focus on healthy </w:t>
+        <w:t xml:space="preserve"> </w:t>
       </w:r>
       <w:r>
         <w:rPr>
@@ -383,7 +422,7 @@
           <w:sz w:val="23"/>
           <w:szCs w:val="23"/>
         </w:rPr>
-        <w:t>organizational</w:t>
+        <w:t>culture and happy, productive teams</w:t>
       </w:r>
       <w:r>
         <w:rPr>
@@ -392,17 +431,20 @@
           <w:sz w:val="23"/>
           <w:szCs w:val="23"/>
         </w:rPr>
-        <w:t xml:space="preserve"> </w:t>
-      </w:r>
-      <w:r>
+        <w:t>.</w:t>
+      </w:r>
+    </w:p>
+    <w:p>
+      <w:pPr>
+        <w:spacing w:before="120"/>
+        <w:jc w:val="center"/>
         <w:rPr>
           <w:rFonts w:ascii="Cambria" w:hAnsi="Cambria" w:cs="Arial"/>
           <w:color w:val="000000"/>
           <w:sz w:val="23"/>
           <w:szCs w:val="23"/>
         </w:rPr>
-        <w:t>culture and happy, productive teams</w:t>
-      </w:r>
+      </w:pPr>
       <w:r>
         <w:rPr>
           <w:rFonts w:ascii="Cambria" w:hAnsi="Cambria" w:cs="Arial"/>
@@ -410,20 +452,17 @@
           <w:sz w:val="23"/>
           <w:szCs w:val="23"/>
         </w:rPr>
-        <w:t>.</w:t>
-      </w:r>
-    </w:p>
-    <w:p>
-      <w:pPr>
-        <w:spacing w:before="120"/>
-        <w:jc w:val="center"/>
+        <w:t>Technical expertise in cloud</w:t>
+      </w:r>
+      <w:r>
         <w:rPr>
           <w:rFonts w:ascii="Cambria" w:hAnsi="Cambria" w:cs="Arial"/>
           <w:color w:val="000000"/>
           <w:sz w:val="23"/>
           <w:szCs w:val="23"/>
         </w:rPr>
-      </w:pPr>
+        <w:t>-</w:t>
+      </w:r>
       <w:r>
         <w:rPr>
           <w:rFonts w:ascii="Cambria" w:hAnsi="Cambria" w:cs="Arial"/>
@@ -431,7 +470,7 @@
           <w:sz w:val="23"/>
           <w:szCs w:val="23"/>
         </w:rPr>
-        <w:t>Technical expertise in cloud</w:t>
+        <w:t>native</w:t>
       </w:r>
       <w:r>
         <w:rPr>
@@ -440,45 +479,7 @@
           <w:sz w:val="23"/>
           <w:szCs w:val="23"/>
         </w:rPr>
-        <w:t>-</w:t>
-      </w:r>
-      <w:r>
-        <w:rPr>
-          <w:rFonts w:ascii="Cambria" w:hAnsi="Cambria" w:cs="Arial"/>
-          <w:color w:val="000000"/>
-          <w:sz w:val="23"/>
-          <w:szCs w:val="23"/>
-        </w:rPr>
-        <w:t>native</w:t>
-      </w:r>
-      <w:r>
-        <w:rPr>
-          <w:rFonts w:ascii="Cambria" w:hAnsi="Cambria" w:cs="Arial"/>
-          <w:color w:val="000000"/>
-          <w:sz w:val="23"/>
-          <w:szCs w:val="23"/>
-        </w:rPr>
-        <w:t xml:space="preserve"> technologies and practices, including DevOps, </w:t>
-      </w:r>
-      <w:proofErr w:type="spellStart"/>
-      <w:r>
-        <w:rPr>
-          <w:rFonts w:ascii="Cambria" w:hAnsi="Cambria" w:cs="Arial"/>
-          <w:color w:val="000000"/>
-          <w:sz w:val="23"/>
-          <w:szCs w:val="23"/>
-        </w:rPr>
-        <w:t>DevTools</w:t>
-      </w:r>
-      <w:proofErr w:type="spellEnd"/>
-      <w:r>
-        <w:rPr>
-          <w:rFonts w:ascii="Cambria" w:hAnsi="Cambria" w:cs="Arial"/>
-          <w:color w:val="000000"/>
-          <w:sz w:val="23"/>
-          <w:szCs w:val="23"/>
-        </w:rPr>
-        <w:t>, and Site Reliability Engineering</w:t>
+        <w:t xml:space="preserve"> technologies and practices, including DevOps, DevTools, and Site Reliability Engineering</w:t>
       </w:r>
       <w:r>
         <w:rPr>
@@ -1576,25 +1577,7 @@
           <w:sz w:val="20"/>
           <w:szCs w:val="20"/>
         </w:rPr>
-        <w:t xml:space="preserve"> | DevOps &amp; </w:t>
-      </w:r>
-      <w:proofErr w:type="spellStart"/>
-      <w:r>
-        <w:rPr>
-          <w:rFonts w:ascii="Cambria" w:hAnsi="Cambria"/>
-          <w:sz w:val="20"/>
-          <w:szCs w:val="20"/>
-        </w:rPr>
-        <w:t>DevTools</w:t>
-      </w:r>
-      <w:proofErr w:type="spellEnd"/>
-      <w:r>
-        <w:rPr>
-          <w:rFonts w:ascii="Cambria" w:hAnsi="Cambria"/>
-          <w:sz w:val="20"/>
-          <w:szCs w:val="20"/>
-        </w:rPr>
-        <w:t xml:space="preserve"> | Scalable Infrastructure &amp; </w:t>
+        <w:t xml:space="preserve"> | DevOps &amp; DevTools | Scalable Infrastructure &amp; </w:t>
       </w:r>
       <w:r>
         <w:rPr>
@@ -1754,19 +1737,8 @@
           <w:sz w:val="20"/>
           <w:szCs w:val="20"/>
         </w:rPr>
-        <w:t xml:space="preserve">intentionally consider my next </w:t>
-      </w:r>
-      <w:proofErr w:type="gramStart"/>
-      <w:r>
-        <w:rPr>
-          <w:rFonts w:ascii="Cambria" w:hAnsi="Cambria"/>
-          <w:i/>
-          <w:sz w:val="20"/>
-          <w:szCs w:val="20"/>
-        </w:rPr>
-        <w:t>role</w:t>
-      </w:r>
-      <w:proofErr w:type="gramEnd"/>
+        <w:t>intentionally consider my next role</w:t>
+      </w:r>
       <w:r>
         <w:rPr>
           <w:rFonts w:ascii="Cambria" w:hAnsi="Cambria"/>
@@ -1831,7 +1803,7 @@
           <w:sz w:val="19"/>
           <w:szCs w:val="19"/>
         </w:rPr>
-        <w:t>Present</w:t>
+        <w:t>Feb 2023</w:t>
       </w:r>
       <w:r>
         <w:rPr>
@@ -2208,27 +2180,7 @@
           <w:sz w:val="20"/>
           <w:szCs w:val="20"/>
         </w:rPr>
-        <w:t>enablement (</w:t>
-      </w:r>
-      <w:proofErr w:type="spellStart"/>
-      <w:r>
-        <w:rPr>
-          <w:rFonts w:ascii="Cambria" w:hAnsi="Cambria"/>
-          <w:i/>
-          <w:sz w:val="20"/>
-          <w:szCs w:val="20"/>
-        </w:rPr>
-        <w:t>DevTools</w:t>
-      </w:r>
-      <w:proofErr w:type="spellEnd"/>
-      <w:r>
-        <w:rPr>
-          <w:rFonts w:ascii="Cambria" w:hAnsi="Cambria"/>
-          <w:i/>
-          <w:sz w:val="20"/>
-          <w:szCs w:val="20"/>
-        </w:rPr>
-        <w:t>, test infrastructure, developer productivity)</w:t>
+        <w:t>enablement (DevTools, test infrastructure, developer productivity)</w:t>
       </w:r>
     </w:p>
     <w:p>
@@ -2496,6 +2448,7 @@
           <w:sz w:val="16"/>
           <w:szCs w:val="16"/>
         </w:rPr>
+        <w:lastRenderedPageBreak/>
         <w:t>■</w:t>
       </w:r>
       <w:r>
@@ -2549,7 +2502,6 @@
           <w:sz w:val="16"/>
           <w:szCs w:val="16"/>
         </w:rPr>
-        <w:lastRenderedPageBreak/>
         <w:t>■</w:t>
       </w:r>
       <w:r>
@@ -2568,23 +2520,13 @@
         </w:rPr>
         <w:t xml:space="preserve">Served as a standards-bearer for </w:t>
       </w:r>
-      <w:proofErr w:type="spellStart"/>
-      <w:r>
-        <w:rPr>
-          <w:rFonts w:ascii="Cambria" w:hAnsi="Cambria"/>
-          <w:sz w:val="21"/>
-          <w:szCs w:val="21"/>
-        </w:rPr>
-        <w:t>HashiCorp</w:t>
-      </w:r>
-      <w:proofErr w:type="spellEnd"/>
-      <w:r>
-        <w:rPr>
-          <w:rFonts w:ascii="Cambria" w:hAnsi="Cambria"/>
-          <w:sz w:val="21"/>
-          <w:szCs w:val="21"/>
-        </w:rPr>
-        <w:t xml:space="preserve"> by </w:t>
+      <w:r>
+        <w:rPr>
+          <w:rFonts w:ascii="Cambria" w:hAnsi="Cambria"/>
+          <w:sz w:val="21"/>
+          <w:szCs w:val="21"/>
+        </w:rPr>
+        <w:t xml:space="preserve">HashiCorp by </w:t>
       </w:r>
       <w:r>
         <w:rPr>
@@ -2991,25 +2933,7 @@
           <w:sz w:val="21"/>
           <w:szCs w:val="21"/>
         </w:rPr>
-        <w:t xml:space="preserve">CTO at </w:t>
-      </w:r>
-      <w:proofErr w:type="spellStart"/>
-      <w:r>
-        <w:rPr>
-          <w:rFonts w:ascii="Cambria" w:hAnsi="Cambria"/>
-          <w:sz w:val="21"/>
-          <w:szCs w:val="21"/>
-        </w:rPr>
-        <w:t>LogixBoard</w:t>
-      </w:r>
-      <w:proofErr w:type="spellEnd"/>
-      <w:r>
-        <w:rPr>
-          <w:rFonts w:ascii="Cambria" w:hAnsi="Cambria"/>
-          <w:sz w:val="21"/>
-          <w:szCs w:val="21"/>
-        </w:rPr>
-        <w:t>, a SaaS startup focused on disrupting the $2T freight forwarding industry—recruited the initial technical team and defined technical and product strategy to ensure rapid build and deployment of the highly-scalable platform</w:t>
+        <w:t>CTO at LogixBoard, a SaaS startup focused on disrupting the $2T freight forwarding industry—recruited the initial technical team and defined technical and product strategy to ensure rapid build and deployment of the highly-scalable platform</w:t>
       </w:r>
     </w:p>
     <w:p>
@@ -3046,25 +2970,7 @@
           <w:sz w:val="21"/>
           <w:szCs w:val="21"/>
         </w:rPr>
-        <w:t xml:space="preserve">Director of Product at </w:t>
-      </w:r>
-      <w:proofErr w:type="spellStart"/>
-      <w:r>
-        <w:rPr>
-          <w:rFonts w:ascii="Cambria" w:hAnsi="Cambria"/>
-          <w:sz w:val="21"/>
-          <w:szCs w:val="21"/>
-        </w:rPr>
-        <w:t>Xinova</w:t>
-      </w:r>
-      <w:proofErr w:type="spellEnd"/>
-      <w:r>
-        <w:rPr>
-          <w:rFonts w:ascii="Cambria" w:hAnsi="Cambria"/>
-          <w:sz w:val="21"/>
-          <w:szCs w:val="21"/>
-        </w:rPr>
-        <w:t>, a company focused on disrupting innovation—advised engineering leadership to identify gaps in accountability and delivery, and helped interview and hire new leadership</w:t>
+        <w:t>Director of Product at Xinova, a company focused on disrupting innovation—advised engineering leadership to identify gaps in accountability and delivery, and helped interview and hire new leadership</w:t>
       </w:r>
     </w:p>
     <w:p>
@@ -3101,25 +3007,7 @@
           <w:sz w:val="21"/>
           <w:szCs w:val="21"/>
         </w:rPr>
-        <w:t xml:space="preserve">Director of Engineering at </w:t>
-      </w:r>
-      <w:proofErr w:type="spellStart"/>
-      <w:r>
-        <w:rPr>
-          <w:rFonts w:ascii="Cambria" w:hAnsi="Cambria"/>
-          <w:sz w:val="21"/>
-          <w:szCs w:val="21"/>
-        </w:rPr>
-        <w:t>Algorithmia</w:t>
-      </w:r>
-      <w:proofErr w:type="spellEnd"/>
-      <w:r>
-        <w:rPr>
-          <w:rFonts w:ascii="Cambria" w:hAnsi="Cambria"/>
-          <w:sz w:val="21"/>
-          <w:szCs w:val="21"/>
-        </w:rPr>
-        <w:t>, an enterprise data science PaaS startup—designed the technical organization, recruited talent, and created a culture fostering scalable work processes, better defined responsibilities, and happier employees</w:t>
+        <w:t>Director of Engineering at Algorithmia, an enterprise data science PaaS startup—designed the technical organization, recruited talent, and created a culture fostering scalable work processes, better defined responsibilities, and happier employees</w:t>
       </w:r>
     </w:p>
     <w:p>
@@ -3156,25 +3044,7 @@
           <w:sz w:val="21"/>
           <w:szCs w:val="21"/>
         </w:rPr>
-        <w:t xml:space="preserve">Strategic Adviser for </w:t>
-      </w:r>
-      <w:proofErr w:type="spellStart"/>
-      <w:r>
-        <w:rPr>
-          <w:rFonts w:ascii="Cambria" w:hAnsi="Cambria"/>
-          <w:sz w:val="21"/>
-          <w:szCs w:val="21"/>
-        </w:rPr>
-        <w:t>Zingo</w:t>
-      </w:r>
-      <w:proofErr w:type="spellEnd"/>
-      <w:r>
-        <w:rPr>
-          <w:rFonts w:ascii="Cambria" w:hAnsi="Cambria"/>
-          <w:sz w:val="21"/>
-          <w:szCs w:val="21"/>
-        </w:rPr>
-        <w:t xml:space="preserve"> Credit, a web platform enabling consumers to report additional factors (rental history, utilities, etc.) to credit bureaus to improve their credit scores—helped craft technical and product strategy and mentor and coach leadership</w:t>
+        <w:t>Strategic Adviser for Zingo Credit, a web platform enabling consumers to report additional factors (rental history, utilities, etc.) to credit bureaus to improve their credit scores—helped craft technical and product strategy and mentor and coach leadership</w:t>
       </w:r>
     </w:p>
     <w:p>
@@ -3219,25 +3089,7 @@
           <w:sz w:val="21"/>
           <w:szCs w:val="21"/>
         </w:rPr>
-        <w:t xml:space="preserve"> </w:t>
-      </w:r>
-      <w:proofErr w:type="spellStart"/>
-      <w:r>
-        <w:rPr>
-          <w:rFonts w:ascii="Cambria" w:hAnsi="Cambria"/>
-          <w:sz w:val="21"/>
-          <w:szCs w:val="21"/>
-        </w:rPr>
-        <w:t>Ganaz</w:t>
-      </w:r>
-      <w:proofErr w:type="spellEnd"/>
-      <w:r>
-        <w:rPr>
-          <w:rFonts w:ascii="Cambria" w:hAnsi="Cambria"/>
-          <w:sz w:val="21"/>
-          <w:szCs w:val="21"/>
-        </w:rPr>
-        <w:t xml:space="preserve">, </w:t>
+        <w:t xml:space="preserve"> Ganaz, </w:t>
       </w:r>
       <w:r>
         <w:rPr>
@@ -3645,27 +3497,7 @@
           <w:sz w:val="20"/>
           <w:szCs w:val="20"/>
         </w:rPr>
-        <w:t xml:space="preserve">Grew the </w:t>
-      </w:r>
-      <w:proofErr w:type="spellStart"/>
-      <w:r>
-        <w:rPr>
-          <w:rFonts w:ascii="Cambria" w:hAnsi="Cambria"/>
-          <w:i/>
-          <w:sz w:val="20"/>
-          <w:szCs w:val="20"/>
-        </w:rPr>
-        <w:t>Deis</w:t>
-      </w:r>
-      <w:proofErr w:type="spellEnd"/>
-      <w:r>
-        <w:rPr>
-          <w:rFonts w:ascii="Cambria" w:hAnsi="Cambria"/>
-          <w:i/>
-          <w:sz w:val="20"/>
-          <w:szCs w:val="20"/>
-        </w:rPr>
-        <w:t xml:space="preserve"> engineering organization from two to twenty-five engineers, </w:t>
+        <w:t xml:space="preserve">Grew the Deis engineering organization from two to twenty-five engineers, </w:t>
       </w:r>
       <w:r>
         <w:rPr>
@@ -3719,27 +3551,7 @@
           <w:sz w:val="20"/>
           <w:szCs w:val="20"/>
         </w:rPr>
-        <w:t xml:space="preserve"> the development of </w:t>
-      </w:r>
-      <w:proofErr w:type="spellStart"/>
-      <w:r>
-        <w:rPr>
-          <w:rFonts w:ascii="Cambria" w:hAnsi="Cambria"/>
-          <w:i/>
-          <w:sz w:val="20"/>
-          <w:szCs w:val="20"/>
-        </w:rPr>
-        <w:t>Deis</w:t>
-      </w:r>
-      <w:proofErr w:type="spellEnd"/>
-      <w:r>
-        <w:rPr>
-          <w:rFonts w:ascii="Cambria" w:hAnsi="Cambria"/>
-          <w:i/>
-          <w:sz w:val="20"/>
-          <w:szCs w:val="20"/>
-        </w:rPr>
-        <w:t>, an open-source PaaS, and Helm, the Kubernetes package manager</w:t>
+        <w:t xml:space="preserve"> the development of Deis, an open-source PaaS, and Helm, the Kubernetes package manager</w:t>
       </w:r>
       <w:r>
         <w:rPr>
@@ -3757,27 +3569,7 @@
           <w:sz w:val="20"/>
           <w:szCs w:val="20"/>
         </w:rPr>
-        <w:t xml:space="preserve"> </w:t>
-      </w:r>
-      <w:proofErr w:type="spellStart"/>
-      <w:r>
-        <w:rPr>
-          <w:rFonts w:ascii="Cambria" w:hAnsi="Cambria"/>
-          <w:i/>
-          <w:sz w:val="20"/>
-          <w:szCs w:val="20"/>
-        </w:rPr>
-        <w:t>Deis</w:t>
-      </w:r>
-      <w:proofErr w:type="spellEnd"/>
-      <w:r>
-        <w:rPr>
-          <w:rFonts w:ascii="Cambria" w:hAnsi="Cambria"/>
-          <w:i/>
-          <w:sz w:val="20"/>
-          <w:szCs w:val="20"/>
-        </w:rPr>
-        <w:t xml:space="preserve"> was acquired by Engine Yard in April 201</w:t>
+        <w:t xml:space="preserve"> Deis was acquired by Engine Yard in April 201</w:t>
       </w:r>
       <w:r>
         <w:rPr>
@@ -4280,25 +4072,7 @@
           <w:sz w:val="21"/>
           <w:szCs w:val="21"/>
         </w:rPr>
-        <w:t xml:space="preserve">including </w:t>
-      </w:r>
-      <w:proofErr w:type="gramStart"/>
-      <w:r>
-        <w:rPr>
-          <w:rFonts w:ascii="Cambria" w:hAnsi="Cambria"/>
-          <w:sz w:val="21"/>
-          <w:szCs w:val="21"/>
-        </w:rPr>
-        <w:t>highly-skilled</w:t>
-      </w:r>
-      <w:proofErr w:type="gramEnd"/>
-      <w:r>
-        <w:rPr>
-          <w:rFonts w:ascii="Cambria" w:hAnsi="Cambria"/>
-          <w:sz w:val="21"/>
-          <w:szCs w:val="21"/>
-        </w:rPr>
-        <w:t xml:space="preserve"> specialized engineers in Linux system software, </w:t>
+        <w:t xml:space="preserve">including highly-skilled specialized engineers in Linux system software, </w:t>
       </w:r>
       <w:r>
         <w:rPr>
@@ -4433,7 +4207,6 @@
         </w:rPr>
         <w:t xml:space="preserve"> </w:t>
       </w:r>
-      <w:proofErr w:type="spellStart"/>
       <w:r>
         <w:rPr>
           <w:rFonts w:ascii="Cambria" w:hAnsi="Cambria"/>
@@ -4442,7 +4215,6 @@
         </w:rPr>
         <w:t>Deis</w:t>
       </w:r>
-      <w:proofErr w:type="spellEnd"/>
       <w:r>
         <w:rPr>
           <w:rFonts w:ascii="Cambria" w:hAnsi="Cambria"/>
@@ -4537,7 +4309,6 @@
         </w:rPr>
         <w:t xml:space="preserve">the </w:t>
       </w:r>
-      <w:proofErr w:type="spellStart"/>
       <w:r>
         <w:rPr>
           <w:rFonts w:ascii="Cambria" w:hAnsi="Cambria"/>
@@ -4546,7 +4317,6 @@
         </w:rPr>
         <w:t>Deis</w:t>
       </w:r>
-      <w:proofErr w:type="spellEnd"/>
       <w:r>
         <w:rPr>
           <w:rFonts w:ascii="Cambria" w:hAnsi="Cambria"/>
@@ -4609,25 +4379,7 @@
           <w:sz w:val="21"/>
           <w:szCs w:val="21"/>
         </w:rPr>
-        <w:t xml:space="preserve"> vibrant </w:t>
-      </w:r>
-      <w:proofErr w:type="gramStart"/>
-      <w:r>
-        <w:rPr>
-          <w:rFonts w:ascii="Cambria" w:hAnsi="Cambria"/>
-          <w:sz w:val="21"/>
-          <w:szCs w:val="21"/>
-        </w:rPr>
-        <w:t>open source</w:t>
-      </w:r>
-      <w:proofErr w:type="gramEnd"/>
-      <w:r>
-        <w:rPr>
-          <w:rFonts w:ascii="Cambria" w:hAnsi="Cambria"/>
-          <w:sz w:val="21"/>
-          <w:szCs w:val="21"/>
-        </w:rPr>
-        <w:t xml:space="preserve"> community to </w:t>
+        <w:t xml:space="preserve"> vibrant open source community to </w:t>
       </w:r>
       <w:r>
         <w:rPr>
@@ -4815,6 +4567,7 @@
           <w:sz w:val="16"/>
           <w:szCs w:val="16"/>
         </w:rPr>
+        <w:lastRenderedPageBreak/>
         <w:t>■</w:t>
       </w:r>
       <w:r>
@@ -4854,7 +4607,6 @@
           <w:sz w:val="16"/>
           <w:szCs w:val="16"/>
         </w:rPr>
-        <w:lastRenderedPageBreak/>
         <w:t>■</w:t>
       </w:r>
       <w:r>
@@ -6148,7 +5900,6 @@
         <w:t xml:space="preserve"> and </w:t>
       </w:r>
       <w:hyperlink r:id="rId13" w:history="1">
-        <w:proofErr w:type="spellStart"/>
         <w:r>
           <w:rPr>
             <w:rStyle w:val="Hyperlink"/>
@@ -6156,7 +5907,6 @@
           </w:rPr>
           <w:t>Jolkona</w:t>
         </w:r>
-        <w:proofErr w:type="spellEnd"/>
       </w:hyperlink>
       <w:r>
         <w:rPr>
